--- a/docs/课程交付物/软件需求规约.docx
+++ b/docs/课程交付物/软件需求规约.docx
@@ -2433,7 +2433,7 @@
     <w:p>
       <w:pPr/>
       <w:r>
-        <w:t>参与者:学生。主流程:首次提问自动创建会话;侧栏按最近活跃列出历史;点击恢复完整对话(含引用)。替代流:删除会话级联删除消息。验收:刷新后历史完整恢复(演示录屏)。</w:t>
+        <w:t>参与者:学生。主流程:首次提问自动创建会话;侧栏按最近活跃列出历史;点击恢复完整对话(含引用)。替代流:删除会话级联删除消息;他人令牌访问会话 → 404(属主校验,F10)。验收:刷新后历史完整恢复;越权读删被拒(单元+HTTP 手验)。</w:t>
       </w:r>
     </w:p>
     <w:p>
@@ -2667,7 +2667,7 @@
           <w:i w:val="0"/>
           <w:color w:val="000000"/>
         </w:rPr>
-        <w:t>生成端与向量端同类可替换,环境变量切换(无 Key 离线/有 Key 云端);重排为实验开关;全部指标脚本可复现(pytest 13 项 + 评测/基准/验收)。</w:t>
+        <w:t>生成端与向量端同类可替换,环境变量切换(无 Key 离线/有 Key 云端);重排为实验开关;全部指标脚本可复现(pytest 14 项 + 评测/基准/验收)。</w:t>
       </w:r>
     </w:p>
     <w:p>
